--- a/doc_templates/plantilla_acuerdo_confidencialidad.docx
+++ b/doc_templates/plantilla_acuerdo_confidencialidad.docx
@@ -605,7 +605,7 @@
                 <w:sz w:val="24"/>
                 <w:szCs w:val="24"/>
               </w:rPr>
-              <w:t xml:space="preserve">Nombre: </w:t>
+              <w:t>- Nombre: {NOMBRE REP EL GRUPO}</w:t>
             </w:r>
           </w:p>
           <w:p>
@@ -622,7 +622,7 @@
                 <w:sz w:val="24"/>
                 <w:szCs w:val="24"/>
               </w:rPr>
-              <w:t xml:space="preserve">Teléfono: </w:t>
+              <w:t>- Teléfono: {TELEFONO REP EL GRUPO}</w:t>
             </w:r>
           </w:p>
           <w:p>
@@ -639,7 +639,7 @@
                 <w:sz w:val="24"/>
                 <w:szCs w:val="24"/>
               </w:rPr>
-              <w:t xml:space="preserve">Dirección: </w:t>
+              <w:t>- Dirección: {DIRECCION REP EL GRUPO}</w:t>
             </w:r>
           </w:p>
           <w:p>
@@ -656,7 +656,15 @@
                 <w:sz w:val="24"/>
                 <w:szCs w:val="24"/>
               </w:rPr>
-              <w:t xml:space="preserve">Correo Electrónico: </w:t>
+              <w:t xml:space="preserve">- Correo Electrónico: {EMAIL REP EL GRUPO} </w:t>
+            </w:r>
+            <w:r>
+              <w:rPr>
+                <w:rFonts w:ascii="Arial" w:eastAsia="Arial" w:hAnsi="Arial" w:cs="Arial"/>
+                <w:sz w:val="24"/>
+                <w:szCs w:val="24"/>
+              </w:rPr>
+              <w:t xml:space="preserve"> </w:t>
             </w:r>
           </w:p>
           <w:p>
@@ -717,15 +725,7 @@
                 <w:sz w:val="24"/>
                 <w:szCs w:val="24"/>
               </w:rPr>
-              <w:t>{</w:t>
-            </w:r>
-            <w:r>
-              <w:rPr>
-                <w:rFonts w:ascii="Arial" w:eastAsia="Arial" w:hAnsi="Arial" w:cs="Arial"/>
-                <w:sz w:val="24"/>
-                <w:szCs w:val="24"/>
-              </w:rPr>
-              <w:t>NOMBRE REPRESENTANTE LEGAL CONTRATISTA}</w:t>
+              <w:t>{NOMBRE REPRESENTANTE LEGAL CONTRATISTA}</w:t>
             </w:r>
           </w:p>
           <w:p>

--- a/doc_templates/plantilla_acuerdo_confidencialidad.docx
+++ b/doc_templates/plantilla_acuerdo_confidencialidad.docx
@@ -462,7 +462,7 @@
       </w:tr>
       <w:tr>
         <w:trPr>
-          <w:trHeight w:val="560"/>
+          <w:trHeight w:val="176"/>
         </w:trPr>
         <w:tc>
           <w:tcPr>
@@ -511,7 +511,48 @@
                 <w:sz w:val="24"/>
                 <w:szCs w:val="24"/>
               </w:rPr>
-              <w:t xml:space="preserve">Las Partes convienen regular las obligaciones de confidencialidad, no divulgación y titularidad de la Información Confidencial a cargo de las Partes que compartan entre las mismas en virtud del </w:t>
+              <w:br/>
+            </w:r>
+            <w:r>
+              <w:rPr>
+                <w:rFonts w:ascii="Arial" w:eastAsia="Arial" w:hAnsi="Arial" w:cs="Arial"/>
+                <w:sz w:val="24"/>
+                <w:szCs w:val="24"/>
+              </w:rPr>
+              <w:t>Las Partes convienen regular las obligaciones de confidencialidad, no</w:t>
+            </w:r>
+            <w:r>
+              <w:rPr>
+                <w:rFonts w:ascii="Arial" w:eastAsia="Arial" w:hAnsi="Arial" w:cs="Arial"/>
+                <w:sz w:val="24"/>
+                <w:szCs w:val="24"/>
+              </w:rPr>
+              <w:t xml:space="preserve"> </w:t>
+            </w:r>
+            <w:r>
+              <w:rPr>
+                <w:rFonts w:ascii="Arial" w:eastAsia="Arial" w:hAnsi="Arial" w:cs="Arial"/>
+                <w:sz w:val="24"/>
+                <w:szCs w:val="24"/>
+              </w:rPr>
+              <w:t>divulgación y titularidad de la Información Confidencial que se compartan entre ellas en virtud del análisis, negociación y eventual ejecución de relaciones comerciales y/o prestación de servicios, incluyendo el intercambio de información técnica, </w:t>
+            </w:r>
+            <w:r>
+              <w:rPr>
+                <w:rFonts w:ascii="Arial" w:eastAsia="Arial" w:hAnsi="Arial" w:cs="Arial"/>
+                <w:sz w:val="24"/>
+                <w:szCs w:val="24"/>
+              </w:rPr>
+              <w:br/>
+              <w:t>comercial, operativa, financiera y estratégica.</w:t>
+            </w:r>
+            <w:r>
+              <w:rPr>
+                <w:rFonts w:ascii="Arial" w:eastAsia="Arial" w:hAnsi="Arial" w:cs="Arial"/>
+                <w:sz w:val="24"/>
+                <w:szCs w:val="24"/>
+              </w:rPr>
+              <w:br/>
             </w:r>
           </w:p>
         </w:tc>
@@ -742,6 +783,7 @@
                 <w:sz w:val="24"/>
                 <w:szCs w:val="24"/>
               </w:rPr>
+              <w:lastRenderedPageBreak/>
               <w:t xml:space="preserve">Teléfono: </w:t>
             </w:r>
             <w:r>
@@ -1092,42 +1134,8 @@
           <w:sz w:val="24"/>
           <w:szCs w:val="24"/>
         </w:rPr>
-        <w:t xml:space="preserve">Non </w:t>
-      </w:r>
-      <w:proofErr w:type="spellStart"/>
-      <w:r>
-        <w:rPr>
-          <w:rFonts w:ascii="Arial" w:eastAsia="Arial" w:hAnsi="Arial" w:cs="Arial"/>
-          <w:i/>
-          <w:iCs/>
-          <w:sz w:val="24"/>
-          <w:szCs w:val="24"/>
-        </w:rPr>
-        <w:t>Disclosure</w:t>
-      </w:r>
-      <w:proofErr w:type="spellEnd"/>
-      <w:r>
-        <w:rPr>
-          <w:rFonts w:ascii="Arial" w:eastAsia="Arial" w:hAnsi="Arial" w:cs="Arial"/>
-          <w:i/>
-          <w:iCs/>
-          <w:sz w:val="24"/>
-          <w:szCs w:val="24"/>
-        </w:rPr>
-        <w:t xml:space="preserve"> </w:t>
-      </w:r>
-      <w:proofErr w:type="spellStart"/>
-      <w:r>
-        <w:rPr>
-          <w:rFonts w:ascii="Arial" w:eastAsia="Arial" w:hAnsi="Arial" w:cs="Arial"/>
-          <w:i/>
-          <w:iCs/>
-          <w:sz w:val="24"/>
-          <w:szCs w:val="24"/>
-        </w:rPr>
-        <w:t>Agreement</w:t>
-      </w:r>
-      <w:proofErr w:type="spellEnd"/>
+        <w:t>Non Disclosure Agreement</w:t>
+      </w:r>
       <w:r>
         <w:rPr>
           <w:rFonts w:ascii="Arial" w:eastAsia="Arial" w:hAnsi="Arial" w:cs="Arial"/>
@@ -1245,7 +1253,16 @@
           <w:sz w:val="24"/>
           <w:szCs w:val="24"/>
         </w:rPr>
-        <w:t xml:space="preserve">:  Toda la información en relación con el negocio que se pretende llevar a cabo suministrado durante la ejecución del mismo, recibido antes o después de la firma del presente Contrato, además de todos los resultados generados por las Partes, en particular, pero no limitado a las claves, contraseñas, tarjetas magnéticas, medios de comunicación, correos electrónicos, archivos, borradores, diseños, planos, manuales, cartas, memos, notas, cuadernos, informes, documentos, hojas de cálculo, información sobre especificaciones técnicas/comerciales/financieras, innovaciones, mejoras, presentaciones, fotos y otros papeles impresos y datos en general; </w:t>
+        <w:t xml:space="preserve">:  Toda la información en relación con el negocio que se pretende llevar a cabo suministrado durante la ejecución del mismo, recibido antes o después de la firma del presente Contrato, además de todos los resultados generados por las Partes, en particular, pero no limitado a las claves, contraseñas, tarjetas magnéticas, medios de comunicación, correos electrónicos, archivos, borradores, diseños, planos, manuales, cartas, memos, notas, cuadernos, informes, documentos, hojas de cálculo, </w:t>
+      </w:r>
+      <w:r>
+        <w:rPr>
+          <w:rFonts w:ascii="Arial" w:eastAsia="Arial" w:hAnsi="Arial" w:cs="Arial"/>
+          <w:sz w:val="24"/>
+          <w:szCs w:val="24"/>
+        </w:rPr>
+        <w:lastRenderedPageBreak/>
+        <w:t xml:space="preserve">información sobre especificaciones técnicas/comerciales/financieras, innovaciones, mejoras, presentaciones, fotos y otros papeles impresos y datos en general; </w:t>
       </w:r>
     </w:p>
     <w:p>
@@ -2296,7 +2313,6 @@
         </w:rPr>
         <w:t>El presente Contrato no deberá constituir ningún tipo de asociación o empresa conjunta (</w:t>
       </w:r>
-      <w:proofErr w:type="spellStart"/>
       <w:r>
         <w:rPr>
           <w:rFonts w:ascii="Arial" w:eastAsia="Arial" w:hAnsi="Arial" w:cs="Arial"/>
@@ -2305,18 +2321,7 @@
           <w:sz w:val="24"/>
           <w:szCs w:val="24"/>
         </w:rPr>
-        <w:t>joint</w:t>
-      </w:r>
-      <w:proofErr w:type="spellEnd"/>
-      <w:r>
-        <w:rPr>
-          <w:rFonts w:ascii="Arial" w:eastAsia="Arial" w:hAnsi="Arial" w:cs="Arial"/>
-          <w:i/>
-          <w:iCs/>
-          <w:sz w:val="24"/>
-          <w:szCs w:val="24"/>
-        </w:rPr>
-        <w:t xml:space="preserve"> Venture, sociedad de hecho o patrimonial</w:t>
+        <w:t>joint Venture, sociedad de hecho o patrimonial</w:t>
       </w:r>
       <w:r>
         <w:rPr>
@@ -3175,27 +3180,7 @@
         <w:sz w:val="18"/>
         <w:szCs w:val="18"/>
       </w:rPr>
-      <w:t xml:space="preserve">Manila </w:t>
-    </w:r>
-    <w:proofErr w:type="spellStart"/>
-    <w:r>
-      <w:rPr>
-        <w:rFonts w:ascii="Arial" w:hAnsi="Arial" w:cs="Arial"/>
-        <w:color w:val="0000FF"/>
-        <w:sz w:val="18"/>
-        <w:szCs w:val="18"/>
-      </w:rPr>
-      <w:t>Of</w:t>
-    </w:r>
-    <w:proofErr w:type="spellEnd"/>
-    <w:r>
-      <w:rPr>
-        <w:rFonts w:ascii="Arial" w:hAnsi="Arial" w:cs="Arial"/>
-        <w:color w:val="0000FF"/>
-        <w:sz w:val="18"/>
-        <w:szCs w:val="18"/>
-      </w:rPr>
-      <w:t>. 614 - Tel: (57)</w:t>
+      <w:t>Manila Of. 614 - Tel: (57)</w:t>
     </w:r>
     <w:r>
       <w:rPr>
@@ -7206,7 +7191,6 @@
   <w:style w:type="character" w:default="1" w:styleId="Fuentedeprrafopredeter">
     <w:name w:val="Default Paragraph Font"/>
     <w:uiPriority w:val="1"/>
-    <w:semiHidden/>
     <w:unhideWhenUsed/>
   </w:style>
   <w:style w:type="table" w:default="1" w:styleId="Tablanormal">
